--- a/input/E014 Kevin Slavin/Kevin Slavin Script for Rana.docx
+++ b/input/E014 Kevin Slavin/Kevin Slavin Script for Rana.docx
@@ -47,250 +47,6 @@
         </w:rPr>
       </w:r>
     </w:p>
-    <w:sdt>
-      <w:sdtPr>
-        <w:id w:val="-1145391456"/>
-        <w:docPartObj>
-          <w:docPartGallery w:val="Table of Contents"/>
-          <w:docPartUnique w:val="1"/>
-        </w:docPartObj>
-      </w:sdtPr>
-      <w:sdtContent>
-        <w:p>
-          <w:pPr>
-            <w:widowControl w:val="0"/>
-            <w:spacing w:before="60" w:line="240" w:lineRule="auto"/>
-            <w:rPr>
-              <w:rFonts w:ascii="Arial" w:cs="Arial" w:eastAsia="Arial" w:hAnsi="Arial"/>
-              <w:b w:val="0"/>
-              <w:bCs w:val="0"/>
-              <w:i w:val="0"/>
-              <w:iCs w:val="0"/>
-              <w:smallCaps w:val="0"/>
-              <w:strike w:val="0"/>
-              <w:color w:val="1155cc"/>
-              <w:sz w:val="22"/>
-              <w:szCs w:val="22"/>
-              <w:u w:val="single"/>
-              <w:vertAlign w:val="baseline"/>
-            </w:rPr>
-          </w:pPr>
-          <w:r>
-            <w:fldChar w:fldCharType="begin"/>
-            <w:instrText xml:space="preserve"> TOC \h \u \z \n \t "Heading 1,1,Heading 2,2,Heading 3,3,Heading 4,4,Heading 5,5,Heading 6,6,"</w:instrText>
-            <w:fldChar w:fldCharType="separate"/>
-          </w:r>
-          <w:hyperlink w:anchor="_cjiuskah6rl2">
-            <w:r>
-              <w:rPr>
-                <w:rFonts w:ascii="Arial" w:cs="Arial" w:eastAsia="Arial" w:hAnsi="Arial"/>
-                <w:b w:val="0"/>
-                <w:bCs w:val="0"/>
-                <w:i w:val="0"/>
-                <w:iCs w:val="0"/>
-                <w:smallCaps w:val="0"/>
-                <w:strike w:val="0"/>
-                <w:color w:val="1155cc"/>
-                <w:sz w:val="22"/>
-                <w:szCs w:val="22"/>
-                <w:u w:val="single"/>
-                <w:vertAlign w:val="baseline"/>
-                <w:rtl w:val="0"/>
-              </w:rPr>
-              <w:t xml:space="preserve">Beat 1: What is metagenomics and how can AI help?</w:t>
-            </w:r>
-          </w:hyperlink>
-          <w:r>
-            <w:rPr>
-              <w:rtl w:val="0"/>
-            </w:rPr>
-          </w:r>
-        </w:p>
-        <w:p>
-          <w:pPr>
-            <w:widowControl w:val="0"/>
-            <w:spacing w:before="60" w:line="240" w:lineRule="auto"/>
-            <w:rPr>
-              <w:rFonts w:ascii="Arial" w:cs="Arial" w:eastAsia="Arial" w:hAnsi="Arial"/>
-              <w:b w:val="0"/>
-              <w:bCs w:val="0"/>
-              <w:i w:val="0"/>
-              <w:iCs w:val="0"/>
-              <w:smallCaps w:val="0"/>
-              <w:strike w:val="0"/>
-              <w:color w:val="1155cc"/>
-              <w:sz w:val="22"/>
-              <w:szCs w:val="22"/>
-              <w:u w:val="single"/>
-              <w:vertAlign w:val="baseline"/>
-            </w:rPr>
-          </w:pPr>
-          <w:hyperlink w:anchor="_qhr28qocjvod">
-            <w:r>
-              <w:rPr>
-                <w:rFonts w:ascii="Arial" w:cs="Arial" w:eastAsia="Arial" w:hAnsi="Arial"/>
-                <w:b w:val="0"/>
-                <w:bCs w:val="0"/>
-                <w:i w:val="0"/>
-                <w:iCs w:val="0"/>
-                <w:smallCaps w:val="0"/>
-                <w:strike w:val="0"/>
-                <w:color w:val="1155cc"/>
-                <w:sz w:val="22"/>
-                <w:szCs w:val="22"/>
-                <w:u w:val="single"/>
-                <w:vertAlign w:val="baseline"/>
-                <w:rtl w:val="0"/>
-              </w:rPr>
-              <w:t xml:space="preserve">Beat 2: The microbes in our environment</w:t>
-            </w:r>
-          </w:hyperlink>
-          <w:r>
-            <w:rPr>
-              <w:rtl w:val="0"/>
-            </w:rPr>
-          </w:r>
-        </w:p>
-        <w:p>
-          <w:pPr>
-            <w:widowControl w:val="0"/>
-            <w:spacing w:before="60" w:line="240" w:lineRule="auto"/>
-            <w:rPr>
-              <w:rFonts w:ascii="Arial" w:cs="Arial" w:eastAsia="Arial" w:hAnsi="Arial"/>
-              <w:b w:val="0"/>
-              <w:bCs w:val="0"/>
-              <w:i w:val="0"/>
-              <w:iCs w:val="0"/>
-              <w:smallCaps w:val="0"/>
-              <w:strike w:val="0"/>
-              <w:color w:val="1155cc"/>
-              <w:sz w:val="22"/>
-              <w:szCs w:val="22"/>
-              <w:u w:val="single"/>
-              <w:vertAlign w:val="baseline"/>
-            </w:rPr>
-          </w:pPr>
-          <w:hyperlink w:anchor="_lveu33k0456s">
-            <w:r>
-              <w:rPr>
-                <w:rFonts w:ascii="Arial" w:cs="Arial" w:eastAsia="Arial" w:hAnsi="Arial"/>
-                <w:b w:val="0"/>
-                <w:bCs w:val="0"/>
-                <w:i w:val="0"/>
-                <w:iCs w:val="0"/>
-                <w:smallCaps w:val="0"/>
-                <w:strike w:val="0"/>
-                <w:color w:val="1155cc"/>
-                <w:sz w:val="22"/>
-                <w:szCs w:val="22"/>
-                <w:u w:val="single"/>
-                <w:vertAlign w:val="baseline"/>
-                <w:rtl w:val="0"/>
-              </w:rPr>
-              <w:t xml:space="preserve">Beat 3: COVID and why environmental microbes matter</w:t>
-            </w:r>
-          </w:hyperlink>
-          <w:r>
-            <w:rPr>
-              <w:rtl w:val="0"/>
-            </w:rPr>
-          </w:r>
-        </w:p>
-        <w:p>
-          <w:pPr>
-            <w:widowControl w:val="0"/>
-            <w:spacing w:before="60" w:line="240" w:lineRule="auto"/>
-            <w:rPr>
-              <w:rFonts w:ascii="Arial" w:cs="Arial" w:eastAsia="Arial" w:hAnsi="Arial"/>
-              <w:b w:val="0"/>
-              <w:bCs w:val="0"/>
-              <w:i w:val="0"/>
-              <w:iCs w:val="0"/>
-              <w:smallCaps w:val="0"/>
-              <w:strike w:val="0"/>
-              <w:color w:val="1155cc"/>
-              <w:sz w:val="22"/>
-              <w:szCs w:val="22"/>
-              <w:u w:val="single"/>
-              <w:vertAlign w:val="baseline"/>
-            </w:rPr>
-          </w:pPr>
-          <w:hyperlink w:anchor="_tjgyjlkzxe26">
-            <w:r>
-              <w:rPr>
-                <w:rFonts w:ascii="Arial" w:cs="Arial" w:eastAsia="Arial" w:hAnsi="Arial"/>
-                <w:b w:val="0"/>
-                <w:bCs w:val="0"/>
-                <w:i w:val="0"/>
-                <w:iCs w:val="0"/>
-                <w:smallCaps w:val="0"/>
-                <w:strike w:val="0"/>
-                <w:color w:val="1155cc"/>
-                <w:sz w:val="22"/>
-                <w:szCs w:val="22"/>
-                <w:u w:val="single"/>
-                <w:vertAlign w:val="baseline"/>
-                <w:rtl w:val="0"/>
-              </w:rPr>
-              <w:t xml:space="preserve">Beat 4: How AI can help biosecurity</w:t>
-            </w:r>
-          </w:hyperlink>
-          <w:r>
-            <w:rPr>
-              <w:rtl w:val="0"/>
-            </w:rPr>
-          </w:r>
-        </w:p>
-        <w:p>
-          <w:pPr>
-            <w:widowControl w:val="0"/>
-            <w:spacing w:before="60" w:line="240" w:lineRule="auto"/>
-            <w:rPr>
-              <w:rFonts w:ascii="Arial" w:cs="Arial" w:eastAsia="Arial" w:hAnsi="Arial"/>
-              <w:b w:val="0"/>
-              <w:bCs w:val="0"/>
-              <w:i w:val="0"/>
-              <w:iCs w:val="0"/>
-              <w:smallCaps w:val="0"/>
-              <w:strike w:val="0"/>
-              <w:color w:val="1155cc"/>
-              <w:sz w:val="22"/>
-              <w:szCs w:val="22"/>
-              <w:u w:val="single"/>
-              <w:vertAlign w:val="baseline"/>
-            </w:rPr>
-          </w:pPr>
-          <w:hyperlink w:anchor="_av02bfy1turg">
-            <w:r>
-              <w:rPr>
-                <w:rFonts w:ascii="Arial" w:cs="Arial" w:eastAsia="Arial" w:hAnsi="Arial"/>
-                <w:b w:val="0"/>
-                <w:bCs w:val="0"/>
-                <w:i w:val="0"/>
-                <w:iCs w:val="0"/>
-                <w:smallCaps w:val="0"/>
-                <w:strike w:val="0"/>
-                <w:color w:val="1155cc"/>
-                <w:sz w:val="22"/>
-                <w:szCs w:val="22"/>
-                <w:u w:val="single"/>
-                <w:vertAlign w:val="baseline"/>
-                <w:rtl w:val="0"/>
-              </w:rPr>
-              <w:t xml:space="preserve">Beat 5: Analyzing the microbes inside of us</w:t>
-            </w:r>
-          </w:hyperlink>
-          <w:r>
-            <w:rPr>
-              <w:rtl w:val="0"/>
-            </w:rPr>
-          </w:r>
-          <w:r>
-            <w:fldChar w:fldCharType="end"/>
-          </w:r>
-        </w:p>
-      </w:sdtContent>
-    </w:sdt>
     <w:p>
       <w:pPr>
         <w:spacing w:after="280" w:lineRule="auto"/>

--- a/input/E014 Kevin Slavin/Kevin Slavin Script for Rana.docx
+++ b/input/E014 Kevin Slavin/Kevin Slavin Script for Rana.docx
@@ -897,7 +897,6 @@
       <w:pPr>
         <w:spacing w:after="280" w:lineRule="auto"/>
         <w:rPr>
-          <w:strike w:val="1"/>
           <w:color w:val="a3a3a3"/>
           <w:sz w:val="24"/>
           <w:szCs w:val="24"/>
@@ -1233,7 +1232,6 @@
       <w:pPr>
         <w:spacing w:after="280" w:lineRule="auto"/>
         <w:rPr>
-          <w:strike w:val="1"/>
           <w:color w:val="a3a3a3"/>
           <w:sz w:val="24"/>
           <w:szCs w:val="24"/>
@@ -2278,7 +2276,6 @@
       <w:pPr>
         <w:spacing w:after="280" w:lineRule="auto"/>
         <w:rPr>
-          <w:strike w:val="1"/>
           <w:color w:val="a3a3a3"/>
           <w:sz w:val="24"/>
           <w:szCs w:val="24"/>
@@ -2384,7 +2381,6 @@
       <w:pPr>
         <w:spacing w:after="280" w:lineRule="auto"/>
         <w:rPr>
-          <w:strike w:val="1"/>
           <w:color w:val="a3a3a3"/>
           <w:sz w:val="24"/>
           <w:szCs w:val="24"/>
@@ -2689,7 +2685,6 @@
       <w:pPr>
         <w:spacing w:after="280" w:lineRule="auto"/>
         <w:rPr>
-          <w:strike w:val="1"/>
           <w:color w:val="a3a3a3"/>
           <w:sz w:val="24"/>
           <w:szCs w:val="24"/>
@@ -2741,7 +2736,6 @@
       <w:pPr>
         <w:spacing w:after="280" w:lineRule="auto"/>
         <w:rPr>
-          <w:strike w:val="1"/>
           <w:color w:val="a3a3a3"/>
           <w:sz w:val="24"/>
           <w:szCs w:val="24"/>
@@ -2831,7 +2825,6 @@
       <w:pPr>
         <w:spacing w:after="280" w:lineRule="auto"/>
         <w:rPr>
-          <w:strike w:val="1"/>
           <w:color w:val="a3a3a3"/>
           <w:sz w:val="24"/>
           <w:szCs w:val="24"/>
@@ -3212,7 +3205,6 @@
       <w:pPr>
         <w:spacing w:after="280" w:lineRule="auto"/>
         <w:rPr>
-          <w:strike w:val="1"/>
           <w:color w:val="a3a3a3"/>
           <w:sz w:val="24"/>
           <w:szCs w:val="24"/>
@@ -3327,7 +3319,6 @@
       <w:pPr>
         <w:spacing w:after="280" w:lineRule="auto"/>
         <w:rPr>
-          <w:strike w:val="1"/>
           <w:color w:val="a3a3a3"/>
           <w:sz w:val="24"/>
           <w:szCs w:val="24"/>
@@ -3435,7 +3426,6 @@
       <w:pPr>
         <w:spacing w:after="280" w:lineRule="auto"/>
         <w:rPr>
-          <w:strike w:val="1"/>
           <w:color w:val="a3a3a3"/>
           <w:sz w:val="24"/>
           <w:szCs w:val="24"/>
@@ -3807,7 +3797,6 @@
       <w:pPr>
         <w:spacing w:after="280" w:lineRule="auto"/>
         <w:rPr>
-          <w:strike w:val="1"/>
           <w:color w:val="a3a3a3"/>
           <w:sz w:val="24"/>
           <w:szCs w:val="24"/>
@@ -4014,7 +4003,6 @@
       <w:pPr>
         <w:spacing w:after="280" w:lineRule="auto"/>
         <w:rPr>
-          <w:strike w:val="1"/>
           <w:color w:val="a3a3a3"/>
           <w:sz w:val="24"/>
           <w:szCs w:val="24"/>
@@ -4088,7 +4076,6 @@
       <w:pPr>
         <w:spacing w:after="280" w:lineRule="auto"/>
         <w:rPr>
-          <w:strike w:val="1"/>
           <w:color w:val="a3a3a3"/>
           <w:sz w:val="24"/>
           <w:szCs w:val="24"/>
@@ -4128,7 +4115,6 @@
       <w:pPr>
         <w:spacing w:after="280" w:lineRule="auto"/>
         <w:rPr>
-          <w:strike w:val="1"/>
           <w:color w:val="a3a3a3"/>
           <w:sz w:val="24"/>
           <w:szCs w:val="24"/>
@@ -4160,7 +4146,6 @@
       <w:pPr>
         <w:spacing w:after="280" w:lineRule="auto"/>
         <w:rPr>
-          <w:strike w:val="1"/>
           <w:color w:val="a3a3a3"/>
           <w:sz w:val="24"/>
           <w:szCs w:val="24"/>
@@ -4200,7 +4185,6 @@
       <w:pPr>
         <w:spacing w:after="280" w:lineRule="auto"/>
         <w:rPr>
-          <w:strike w:val="1"/>
           <w:color w:val="a3a3a3"/>
           <w:sz w:val="24"/>
           <w:szCs w:val="24"/>
@@ -4444,7 +4428,6 @@
       <w:pPr>
         <w:spacing w:after="280" w:lineRule="auto"/>
         <w:rPr>
-          <w:strike w:val="1"/>
           <w:color w:val="a3a3a3"/>
           <w:sz w:val="24"/>
           <w:szCs w:val="24"/>
@@ -5004,7 +4987,6 @@
       <w:pPr>
         <w:spacing w:after="280" w:lineRule="auto"/>
         <w:rPr>
-          <w:strike w:val="1"/>
           <w:color w:val="a3a3a3"/>
           <w:sz w:val="24"/>
           <w:szCs w:val="24"/>
@@ -5112,7 +5094,6 @@
       <w:pPr>
         <w:spacing w:after="280" w:lineRule="auto"/>
         <w:rPr>
-          <w:strike w:val="1"/>
           <w:color w:val="a3a3a3"/>
           <w:sz w:val="24"/>
           <w:szCs w:val="24"/>
@@ -5238,7 +5219,6 @@
       <w:pPr>
         <w:spacing w:after="280" w:lineRule="auto"/>
         <w:rPr>
-          <w:strike w:val="1"/>
           <w:color w:val="a3a3a3"/>
           <w:sz w:val="24"/>
           <w:szCs w:val="24"/>
@@ -5367,7 +5347,6 @@
       <w:pPr>
         <w:spacing w:after="280" w:lineRule="auto"/>
         <w:rPr>
-          <w:strike w:val="1"/>
           <w:color w:val="a3a3a3"/>
           <w:sz w:val="24"/>
           <w:szCs w:val="24"/>
@@ -5541,7 +5520,6 @@
       <w:pPr>
         <w:spacing w:after="280" w:lineRule="auto"/>
         <w:rPr>
-          <w:strike w:val="1"/>
           <w:color w:val="a3a3a3"/>
           <w:sz w:val="24"/>
           <w:szCs w:val="24"/>
@@ -5703,7 +5681,6 @@
       <w:pPr>
         <w:spacing w:after="280" w:lineRule="auto"/>
         <w:rPr>
-          <w:strike w:val="1"/>
           <w:color w:val="a3a3a3"/>
           <w:sz w:val="24"/>
           <w:szCs w:val="24"/>
@@ -5749,7 +5726,6 @@
       <w:pPr>
         <w:spacing w:after="280" w:lineRule="auto"/>
         <w:rPr>
-          <w:strike w:val="1"/>
           <w:color w:val="a3a3a3"/>
           <w:sz w:val="24"/>
           <w:szCs w:val="24"/>
@@ -5932,7 +5908,6 @@
       <w:pPr>
         <w:spacing w:after="280" w:lineRule="auto"/>
         <w:rPr>
-          <w:strike w:val="1"/>
           <w:color w:val="a3a3a3"/>
           <w:sz w:val="24"/>
           <w:szCs w:val="24"/>
@@ -6008,7 +5983,6 @@
       <w:pPr>
         <w:spacing w:after="280" w:lineRule="auto"/>
         <w:rPr>
-          <w:strike w:val="1"/>
           <w:color w:val="a3a3a3"/>
           <w:sz w:val="24"/>
           <w:szCs w:val="24"/>

--- a/input/E014 Kevin Slavin/Kevin Slavin Script for Rana.docx
+++ b/input/E014 Kevin Slavin/Kevin Slavin Script for Rana.docx
@@ -2,65 +2,6 @@
 <file path=word/document.xml><?xml version="1.0" encoding="utf-8"?>
 <w:document xmlns:mc="http://schemas.openxmlformats.org/markup-compatibility/2006" xmlns:o="urn:schemas-microsoft-com:office:office" xmlns:r="http://schemas.openxmlformats.org/officeDocument/2006/relationships" xmlns:m="http://schemas.openxmlformats.org/officeDocument/2006/math" xmlns:v="urn:schemas-microsoft-com:vml" xmlns:wp="http://schemas.openxmlformats.org/drawingml/2006/wordprocessingDrawing" xmlns:w10="urn:schemas-microsoft-com:office:word" xmlns:w="http://schemas.openxmlformats.org/wordprocessingml/2006/main" xmlns:wne="http://schemas.microsoft.com/office/word/2006/wordml" xmlns:sl="http://schemas.openxmlformats.org/schemaLibrary/2006/main" xmlns:a="http://schemas.openxmlformats.org/drawingml/2006/main" xmlns:pic="http://schemas.openxmlformats.org/drawingml/2006/picture" xmlns:c="http://schemas.openxmlformats.org/drawingml/2006/chart" xmlns:lc="http://schemas.openxmlformats.org/drawingml/2006/lockedCanvas" xmlns:dgm="http://schemas.openxmlformats.org/drawingml/2006/diagram" xmlns:wps="http://schemas.microsoft.com/office/word/2010/wordprocessingShape" xmlns:wpg="http://schemas.microsoft.com/office/word/2010/wordprocessingGroup" xmlns:w14="http://schemas.microsoft.com/office/word/2010/wordml" xmlns:w15="http://schemas.microsoft.com/office/word/2012/wordml" xmlns:w16="http://schemas.microsoft.com/office/word/2018/wordml" xmlns:w16cex="http://schemas.microsoft.com/office/word/2018/wordml/cex" xmlns:w16cid="http://schemas.microsoft.com/office/word/2016/wordml/cid" xmlns="http://schemas.microsoft.com/office/tasks/2019/documenttasks" xmlns:cr="http://schemas.microsoft.com/office/comments/2020/reactions">
   <w:body>
-    <w:p>
-      <w:pPr>
-        <w:jc w:val="center"/>
-        <w:rPr>
-          <w:b w:val="1"/>
-          <w:bCs w:val="1"/>
-        </w:rPr>
-      </w:pPr>
-      <w:r>
-        <w:rPr>
-          <w:b w:val="1"/>
-          <w:bCs w:val="1"/>
-          <w:rtl w:val="0"/>
-        </w:rPr>
-        <w:t xml:space="preserve">Kevin Slavin Script for Rana</w:t>
-      </w:r>
-    </w:p>
-    <w:p>
-      <w:pPr>
-        <w:spacing w:after="280" w:lineRule="auto"/>
-        <w:rPr>
-          <w:sz w:val="24"/>
-          <w:szCs w:val="24"/>
-        </w:rPr>
-      </w:pPr>
-      <w:r>
-        <w:rPr>
-          <w:rtl w:val="0"/>
-        </w:rPr>
-      </w:r>
-    </w:p>
-    <w:p>
-      <w:pPr>
-        <w:spacing w:after="280" w:lineRule="auto"/>
-        <w:rPr>
-          <w:sz w:val="24"/>
-          <w:szCs w:val="24"/>
-        </w:rPr>
-      </w:pPr>
-      <w:r>
-        <w:rPr>
-          <w:rtl w:val="0"/>
-        </w:rPr>
-      </w:r>
-    </w:p>
-    <w:p>
-      <w:pPr>
-        <w:spacing w:after="280" w:lineRule="auto"/>
-        <w:rPr>
-          <w:sz w:val="24"/>
-          <w:szCs w:val="24"/>
-        </w:rPr>
-      </w:pPr>
-      <w:r>
-        <w:rPr>
-          <w:rtl w:val="0"/>
-        </w:rPr>
-      </w:r>
-    </w:p>
     <w:p>
       <w:pPr>
         <w:spacing w:after="280" w:lineRule="auto"/>
